--- a/fra/docx/011.content.docx
+++ b/fra/docx/011.content.docx
@@ -150,26 +150,6 @@
           <w:lang w:val="fr_FR" w:bidi="fr_FR"/>
         </w:rPr>
         <w:t>J</w:t>
-      </w:r>
-      <w:r>
-        <w:rPr>
-          <w:lang w:val="fr_FR" w:bidi="fr_FR"/>
-        </w:rPr>
-      </w:r>
-    </w:p>
-    <w:p>
-      <w:pPr/>
-      <w:r>
-        <w:rPr>
-          <w:lang w:val="fr_FR" w:bidi="fr_FR"/>
-        </w:rPr>
-      </w:r>
-      <w:r>
-        <w:rPr>
-          <w:i/>
-          <w:lang w:val="fr_FR" w:bidi="fr_FR"/>
-        </w:rPr>
-        <w:t>Jérusalem, Jésus et Satan</w:t>
       </w:r>
       <w:r>
         <w:rPr>

--- a/fra/docx/011.content.docx
+++ b/fra/docx/011.content.docx
@@ -19,7 +19,7 @@
         <w:rPr>
           <w:lang w:val="fr_FR" w:bidi="fr_FR"/>
         </w:rPr>
-        <w:t>Resource: Study Notes - Themes (Tyndale)</w:t>
+        <w:t>Resource: Tyndale Open Study Notes</w:t>
       </w:r>
       <w:r>
         <w:rPr>
@@ -112,7 +112,7 @@
         <w:rPr>
           <w:lang w:val="fr_FR" w:bidi="fr_FR"/>
         </w:rPr>
-        <w:t>Study Notes - Themes (Tyndale)</w:t>
+        <w:t>Tyndale Open Study Notes</w:t>
       </w:r>
     </w:p>
     <w:p>

--- a/fra/docx/011.content.docx
+++ b/fra/docx/011.content.docx
@@ -19,7 +19,7 @@
         <w:rPr>
           <w:lang w:val="fr_FR" w:bidi="fr_FR"/>
         </w:rPr>
-        <w:t>Resource: Tyndale Open Study Notes</w:t>
+        <w:t>Resource: Aquifer Open Study Notes (Themes)</w:t>
       </w:r>
       <w:r>
         <w:rPr>
@@ -112,7 +112,7 @@
         <w:rPr>
           <w:lang w:val="fr_FR" w:bidi="fr_FR"/>
         </w:rPr>
-        <w:t>Tyndale Open Study Notes</w:t>
+        <w:t>Aquifer Open Study Notes (Themes)</w:t>
       </w:r>
     </w:p>
     <w:p>

--- a/fra/docx/011.content.docx
+++ b/fra/docx/011.content.docx
@@ -233,108 +233,72 @@
         </w:rPr>
         <w:t>Jérusalem est une ville active dès quatre cents ans avant l'époque du roi David. Les Israélites ne la capturent pas entièrement lors de la conquête de Canaan, ni à l'époque des juges (</w:t>
       </w:r>
-      <w:hyperlink r:id="rId13">
-        <w:r>
-          <w:rPr>
-            <w:lang w:val="fr_FR" w:bidi="fr_FR"/>
-          </w:rPr>
-          <w:rPr>
-            <w:color w:val="0000EE"/>
-            <w:u w:val="single"/>
-          </w:rPr>
-          <w:t>Jos 15.63</w:t>
-        </w:r>
-      </w:hyperlink>
+      <w:r>
+        <w:rPr>
+          <w:lang w:val="fr_FR" w:bidi="fr_FR"/>
+        </w:rPr>
+        <w:t>Jos 15.63</w:t>
+      </w:r>
       <w:r>
         <w:rPr>
           <w:lang w:val="fr_FR" w:bidi="fr_FR"/>
         </w:rPr>
         <w:t xml:space="preserve"> ; </w:t>
       </w:r>
-      <w:hyperlink r:id="rId14">
-        <w:r>
-          <w:rPr>
-            <w:lang w:val="fr_FR" w:bidi="fr_FR"/>
-          </w:rPr>
-          <w:rPr>
-            <w:color w:val="0000EE"/>
-            <w:u w:val="single"/>
-          </w:rPr>
-          <w:t>Jg 1.8</w:t>
-        </w:r>
-      </w:hyperlink>
+      <w:r>
+        <w:rPr>
+          <w:lang w:val="fr_FR" w:bidi="fr_FR"/>
+        </w:rPr>
+        <w:t>Jg 1.8</w:t>
+      </w:r>
       <w:r>
         <w:rPr>
           <w:lang w:val="fr_FR" w:bidi="fr_FR"/>
         </w:rPr>
         <w:t xml:space="preserve">, </w:t>
       </w:r>
-      <w:hyperlink r:id="rId15">
-        <w:r>
-          <w:rPr>
-            <w:lang w:val="fr_FR" w:bidi="fr_FR"/>
-          </w:rPr>
-          <w:rPr>
-            <w:color w:val="0000EE"/>
-            <w:u w:val="single"/>
-          </w:rPr>
-          <w:t>21</w:t>
-        </w:r>
-      </w:hyperlink>
+      <w:r>
+        <w:rPr>
+          <w:lang w:val="fr_FR" w:bidi="fr_FR"/>
+        </w:rPr>
+        <w:t>21</w:t>
+      </w:r>
       <w:r>
         <w:rPr>
           <w:lang w:val="fr_FR" w:bidi="fr_FR"/>
         </w:rPr>
         <w:t>). Israël cohabite plutôt avec les Jébusiens de cette région (</w:t>
       </w:r>
-      <w:hyperlink r:id="rId16">
-        <w:r>
-          <w:rPr>
-            <w:lang w:val="fr_FR" w:bidi="fr_FR"/>
-          </w:rPr>
-          <w:rPr>
-            <w:color w:val="0000EE"/>
-            <w:u w:val="single"/>
-          </w:rPr>
-          <w:t>Jg 19.10–12</w:t>
-        </w:r>
-      </w:hyperlink>
+      <w:r>
+        <w:rPr>
+          <w:lang w:val="fr_FR" w:bidi="fr_FR"/>
+        </w:rPr>
+        <w:t>Jg 19.10–12</w:t>
+      </w:r>
       <w:r>
         <w:rPr>
           <w:lang w:val="fr_FR" w:bidi="fr_FR"/>
         </w:rPr>
         <w:t>). Jérusalem a été tellement difficile à capturer que l'Ancien Testament ne mentionne que trois invasions réussies : celles de David, de Joas et de Nebucadnetsar, roi de Babylone (</w:t>
       </w:r>
-      <w:hyperlink r:id="rId17">
-        <w:r>
-          <w:rPr>
-            <w:lang w:val="fr_FR" w:bidi="fr_FR"/>
-          </w:rPr>
-          <w:rPr>
-            <w:color w:val="0000EE"/>
-            <w:u w:val="single"/>
-          </w:rPr>
-          <w:t>2R 14.11–14</w:t>
-        </w:r>
-      </w:hyperlink>
+      <w:r>
+        <w:rPr>
+          <w:lang w:val="fr_FR" w:bidi="fr_FR"/>
+        </w:rPr>
+        <w:t>2R 14.11–14</w:t>
+      </w:r>
       <w:r>
         <w:rPr>
           <w:lang w:val="fr_FR" w:bidi="fr_FR"/>
         </w:rPr>
         <w:t xml:space="preserve"> ; </w:t>
       </w:r>
-      <w:hyperlink r:id="rId18">
-        <w:r>
-          <w:rPr>
-            <w:lang w:val="fr_FR" w:bidi="fr_FR"/>
-          </w:rPr>
-          <w:rPr>
-            <w:color w:val="0000EE"/>
-            <w:u w:val="single"/>
-          </w:rPr>
-          <w:t>2R 25.1–10</w:t>
-        </w:r>
-      </w:hyperlink>
+      <w:r>
+        <w:rPr>
+          <w:lang w:val="fr_FR" w:bidi="fr_FR"/>
+        </w:rPr>
+        <w:t>2R 25.1–10</w:t>
+      </w:r>
       <w:r>
         <w:rPr>
           <w:lang w:val="fr_FR" w:bidi="fr_FR"/>
@@ -367,18 +331,12 @@
         </w:rPr>
         <w:t xml:space="preserve">). Il en fait ensuite la capitale politique d'Israël. Plus tard, elle en devient la capitale spirituelle. Le </w:t>
       </w:r>
-      <w:hyperlink r:id="rId19">
-        <w:r>
-          <w:rPr>
-            <w:lang w:val="fr_FR" w:bidi="fr_FR"/>
-          </w:rPr>
-          <w:rPr>
-            <w:color w:val="0000EE"/>
-            <w:u w:val="single"/>
-          </w:rPr>
-          <w:t>Psaume 48</w:t>
-        </w:r>
-      </w:hyperlink>
+      <w:r>
+        <w:rPr>
+          <w:lang w:val="fr_FR" w:bidi="fr_FR"/>
+        </w:rPr>
+        <w:t>Psaume 48</w:t>
+      </w:r>
       <w:r>
         <w:rPr>
           <w:lang w:val="fr_FR" w:bidi="fr_FR"/>
@@ -399,18 +357,12 @@
         </w:rPr>
         <w:t xml:space="preserve">Cette situation pouvait donner à ceux qui y vivaient un faux sentiment de sécurité et la tentation de se fier à ses défenses plutôt qu'à Dieu. </w:t>
       </w:r>
-      <w:hyperlink r:id="rId20">
-        <w:r>
-          <w:rPr>
-            <w:lang w:val="fr_FR" w:bidi="fr_FR"/>
-          </w:rPr>
-          <w:rPr>
-            <w:color w:val="0000EE"/>
-            <w:u w:val="single"/>
-          </w:rPr>
-          <w:t>Psaume 48.1–4</w:t>
-        </w:r>
-      </w:hyperlink>
+      <w:r>
+        <w:rPr>
+          <w:lang w:val="fr_FR" w:bidi="fr_FR"/>
+        </w:rPr>
+        <w:t>Psaume 48.1–4</w:t>
+      </w:r>
       <w:r>
         <w:rPr>
           <w:lang w:val="fr_FR" w:bidi="fr_FR"/>
@@ -431,126 +383,84 @@
         </w:rPr>
         <w:t xml:space="preserve">Tant l'Ancien Testament que le Nouveau appellent Jérusalem une « ville sainte » (voir </w:t>
       </w:r>
-      <w:hyperlink r:id="rId21">
-        <w:r>
-          <w:rPr>
-            <w:lang w:val="fr_FR" w:bidi="fr_FR"/>
-          </w:rPr>
-          <w:rPr>
-            <w:color w:val="0000EE"/>
-            <w:u w:val="single"/>
-          </w:rPr>
-          <w:t>Né 11.1</w:t>
-        </w:r>
-      </w:hyperlink>
+      <w:r>
+        <w:rPr>
+          <w:lang w:val="fr_FR" w:bidi="fr_FR"/>
+        </w:rPr>
+        <w:t>Né 11.1</w:t>
+      </w:r>
       <w:r>
         <w:rPr>
           <w:lang w:val="fr_FR" w:bidi="fr_FR"/>
         </w:rPr>
         <w:t xml:space="preserve">, </w:t>
       </w:r>
-      <w:hyperlink r:id="rId22">
-        <w:r>
-          <w:rPr>
-            <w:lang w:val="fr_FR" w:bidi="fr_FR"/>
-          </w:rPr>
-          <w:rPr>
-            <w:color w:val="0000EE"/>
-            <w:u w:val="single"/>
-          </w:rPr>
-          <w:t>18</w:t>
-        </w:r>
-      </w:hyperlink>
+      <w:r>
+        <w:rPr>
+          <w:lang w:val="fr_FR" w:bidi="fr_FR"/>
+        </w:rPr>
+        <w:t>18</w:t>
+      </w:r>
       <w:r>
         <w:rPr>
           <w:lang w:val="fr_FR" w:bidi="fr_FR"/>
         </w:rPr>
         <w:t xml:space="preserve"> ; </w:t>
       </w:r>
-      <w:hyperlink r:id="rId23">
-        <w:r>
-          <w:rPr>
-            <w:lang w:val="fr_FR" w:bidi="fr_FR"/>
-          </w:rPr>
-          <w:rPr>
-            <w:color w:val="0000EE"/>
-            <w:u w:val="single"/>
-          </w:rPr>
-          <w:t>Es 52.1</w:t>
-        </w:r>
-      </w:hyperlink>
+      <w:r>
+        <w:rPr>
+          <w:lang w:val="fr_FR" w:bidi="fr_FR"/>
+        </w:rPr>
+        <w:t>Es 52.1</w:t>
+      </w:r>
       <w:r>
         <w:rPr>
           <w:lang w:val="fr_FR" w:bidi="fr_FR"/>
         </w:rPr>
         <w:t xml:space="preserve"> ; </w:t>
       </w:r>
-      <w:hyperlink r:id="rId24">
-        <w:r>
-          <w:rPr>
-            <w:lang w:val="fr_FR" w:bidi="fr_FR"/>
-          </w:rPr>
-          <w:rPr>
-            <w:color w:val="0000EE"/>
-            <w:u w:val="single"/>
-          </w:rPr>
-          <w:t>Dn 9.24</w:t>
-        </w:r>
-      </w:hyperlink>
+      <w:r>
+        <w:rPr>
+          <w:lang w:val="fr_FR" w:bidi="fr_FR"/>
+        </w:rPr>
+        <w:t>Dn 9.24</w:t>
+      </w:r>
       <w:r>
         <w:rPr>
           <w:lang w:val="fr_FR" w:bidi="fr_FR"/>
         </w:rPr>
         <w:t xml:space="preserve"> ; </w:t>
       </w:r>
-      <w:hyperlink r:id="rId25">
-        <w:r>
-          <w:rPr>
-            <w:lang w:val="fr_FR" w:bidi="fr_FR"/>
-          </w:rPr>
-          <w:rPr>
-            <w:color w:val="0000EE"/>
-            <w:u w:val="single"/>
-          </w:rPr>
-          <w:t>Mt 4.5</w:t>
-        </w:r>
-      </w:hyperlink>
+      <w:r>
+        <w:rPr>
+          <w:lang w:val="fr_FR" w:bidi="fr_FR"/>
+        </w:rPr>
+        <w:t>Mt 4.5</w:t>
+      </w:r>
       <w:r>
         <w:rPr>
           <w:lang w:val="fr_FR" w:bidi="fr_FR"/>
         </w:rPr>
         <w:t xml:space="preserve"> ; </w:t>
       </w:r>
-      <w:hyperlink r:id="rId26">
-        <w:r>
-          <w:rPr>
-            <w:lang w:val="fr_FR" w:bidi="fr_FR"/>
-          </w:rPr>
-          <w:rPr>
-            <w:color w:val="0000EE"/>
-            <w:u w:val="single"/>
-          </w:rPr>
-          <w:t>27.53</w:t>
-        </w:r>
-      </w:hyperlink>
+      <w:r>
+        <w:rPr>
+          <w:lang w:val="fr_FR" w:bidi="fr_FR"/>
+        </w:rPr>
+        <w:t>27.53</w:t>
+      </w:r>
       <w:r>
         <w:rPr>
           <w:lang w:val="fr_FR" w:bidi="fr_FR"/>
         </w:rPr>
         <w:t xml:space="preserve"> ; </w:t>
       </w:r>
-      <w:hyperlink r:id="rId27">
-        <w:r>
-          <w:rPr>
-            <w:lang w:val="fr_FR" w:bidi="fr_FR"/>
-          </w:rPr>
-          <w:rPr>
-            <w:color w:val="0000EE"/>
-            <w:u w:val="single"/>
-          </w:rPr>
-          <w:t>Ap 21.2</w:t>
-        </w:r>
-      </w:hyperlink>
+      <w:r>
+        <w:rPr>
+          <w:lang w:val="fr_FR" w:bidi="fr_FR"/>
+        </w:rPr>
+        <w:t>Ap 21.2</w:t>
+      </w:r>
       <w:r>
         <w:rPr>
           <w:lang w:val="fr_FR" w:bidi="fr_FR"/>
@@ -583,198 +493,132 @@
         </w:rPr>
         <w:t>Jérusalem est une ville sainte parce que Dieu l'a choisie (</w:t>
       </w:r>
-      <w:hyperlink r:id="rId28">
-        <w:r>
-          <w:rPr>
-            <w:lang w:val="fr_FR" w:bidi="fr_FR"/>
-          </w:rPr>
-          <w:rPr>
-            <w:color w:val="0000EE"/>
-            <w:u w:val="single"/>
-          </w:rPr>
-          <w:t>1R 8.44</w:t>
-        </w:r>
-      </w:hyperlink>
+      <w:r>
+        <w:rPr>
+          <w:lang w:val="fr_FR" w:bidi="fr_FR"/>
+        </w:rPr>
+        <w:t>1R 8.44</w:t>
+      </w:r>
       <w:r>
         <w:rPr>
           <w:lang w:val="fr_FR" w:bidi="fr_FR"/>
         </w:rPr>
         <w:t xml:space="preserve">, </w:t>
       </w:r>
-      <w:hyperlink r:id="rId29">
-        <w:r>
-          <w:rPr>
-            <w:lang w:val="fr_FR" w:bidi="fr_FR"/>
-          </w:rPr>
-          <w:rPr>
-            <w:color w:val="0000EE"/>
-            <w:u w:val="single"/>
-          </w:rPr>
-          <w:t xml:space="preserve">48 </w:t>
-        </w:r>
-      </w:hyperlink>
+      <w:r>
+        <w:rPr>
+          <w:lang w:val="fr_FR" w:bidi="fr_FR"/>
+        </w:rPr>
+        <w:t xml:space="preserve">48 </w:t>
+      </w:r>
       <w:r>
         <w:rPr>
           <w:lang w:val="fr_FR" w:bidi="fr_FR"/>
         </w:rPr>
         <w:t xml:space="preserve">; </w:t>
       </w:r>
-      <w:hyperlink r:id="rId30">
-        <w:r>
-          <w:rPr>
-            <w:lang w:val="fr_FR" w:bidi="fr_FR"/>
-          </w:rPr>
-          <w:rPr>
-            <w:color w:val="0000EE"/>
-            <w:u w:val="single"/>
-          </w:rPr>
-          <w:t>11.13</w:t>
-        </w:r>
-      </w:hyperlink>
+      <w:r>
+        <w:rPr>
+          <w:lang w:val="fr_FR" w:bidi="fr_FR"/>
+        </w:rPr>
+        <w:t>11.13</w:t>
+      </w:r>
       <w:r>
         <w:rPr>
           <w:lang w:val="fr_FR" w:bidi="fr_FR"/>
         </w:rPr>
         <w:t xml:space="preserve">, </w:t>
       </w:r>
-      <w:hyperlink r:id="rId31">
-        <w:r>
-          <w:rPr>
-            <w:lang w:val="fr_FR" w:bidi="fr_FR"/>
-          </w:rPr>
-          <w:rPr>
-            <w:color w:val="0000EE"/>
-            <w:u w:val="single"/>
-          </w:rPr>
-          <w:t>32</w:t>
-        </w:r>
-      </w:hyperlink>
+      <w:r>
+        <w:rPr>
+          <w:lang w:val="fr_FR" w:bidi="fr_FR"/>
+        </w:rPr>
+        <w:t>32</w:t>
+      </w:r>
       <w:r>
         <w:rPr>
           <w:lang w:val="fr_FR" w:bidi="fr_FR"/>
         </w:rPr>
         <w:t xml:space="preserve">, </w:t>
       </w:r>
-      <w:hyperlink r:id="rId32">
-        <w:r>
-          <w:rPr>
-            <w:lang w:val="fr_FR" w:bidi="fr_FR"/>
-          </w:rPr>
-          <w:rPr>
-            <w:color w:val="0000EE"/>
-            <w:u w:val="single"/>
-          </w:rPr>
-          <w:t xml:space="preserve">36 </w:t>
-        </w:r>
-      </w:hyperlink>
+      <w:r>
+        <w:rPr>
+          <w:lang w:val="fr_FR" w:bidi="fr_FR"/>
+        </w:rPr>
+        <w:t xml:space="preserve">36 </w:t>
+      </w:r>
       <w:r>
         <w:rPr>
           <w:lang w:val="fr_FR" w:bidi="fr_FR"/>
         </w:rPr>
         <w:t xml:space="preserve">; </w:t>
       </w:r>
-      <w:hyperlink r:id="rId33">
-        <w:r>
-          <w:rPr>
-            <w:lang w:val="fr_FR" w:bidi="fr_FR"/>
-          </w:rPr>
-          <w:rPr>
-            <w:color w:val="0000EE"/>
-            <w:u w:val="single"/>
-          </w:rPr>
-          <w:t>2Ch 6.5</w:t>
-        </w:r>
-      </w:hyperlink>
+      <w:r>
+        <w:rPr>
+          <w:lang w:val="fr_FR" w:bidi="fr_FR"/>
+        </w:rPr>
+        <w:t>2Ch 6.5</w:t>
+      </w:r>
       <w:r>
         <w:rPr>
           <w:lang w:val="fr_FR" w:bidi="fr_FR"/>
         </w:rPr>
         <w:t xml:space="preserve">, </w:t>
       </w:r>
-      <w:hyperlink r:id="rId34">
-        <w:r>
-          <w:rPr>
-            <w:lang w:val="fr_FR" w:bidi="fr_FR"/>
-          </w:rPr>
-          <w:rPr>
-            <w:color w:val="0000EE"/>
-            <w:u w:val="single"/>
-          </w:rPr>
-          <w:t>34</w:t>
-        </w:r>
-      </w:hyperlink>
+      <w:r>
+        <w:rPr>
+          <w:lang w:val="fr_FR" w:bidi="fr_FR"/>
+        </w:rPr>
+        <w:t>34</w:t>
+      </w:r>
       <w:r>
         <w:rPr>
           <w:lang w:val="fr_FR" w:bidi="fr_FR"/>
         </w:rPr>
         <w:t xml:space="preserve">). Parce qu'il l'a choisie, il y a placé sa gloire et son nom (voir </w:t>
       </w:r>
-      <w:hyperlink r:id="rId35">
-        <w:r>
-          <w:rPr>
-            <w:lang w:val="fr_FR" w:bidi="fr_FR"/>
-          </w:rPr>
-          <w:rPr>
-            <w:color w:val="0000EE"/>
-            <w:u w:val="single"/>
-          </w:rPr>
-          <w:t xml:space="preserve">1R 14.21 </w:t>
-        </w:r>
-      </w:hyperlink>
+      <w:r>
+        <w:rPr>
+          <w:lang w:val="fr_FR" w:bidi="fr_FR"/>
+        </w:rPr>
+        <w:t xml:space="preserve">1R 14.21 </w:t>
+      </w:r>
       <w:r>
         <w:rPr>
           <w:lang w:val="fr_FR" w:bidi="fr_FR"/>
         </w:rPr>
         <w:t xml:space="preserve">; </w:t>
       </w:r>
-      <w:hyperlink r:id="rId36">
-        <w:r>
-          <w:rPr>
-            <w:lang w:val="fr_FR" w:bidi="fr_FR"/>
-          </w:rPr>
-          <w:rPr>
-            <w:color w:val="0000EE"/>
-            <w:u w:val="single"/>
-          </w:rPr>
-          <w:t xml:space="preserve">2Ch 12.13 </w:t>
-        </w:r>
-      </w:hyperlink>
+      <w:r>
+        <w:rPr>
+          <w:lang w:val="fr_FR" w:bidi="fr_FR"/>
+        </w:rPr>
+        <w:t xml:space="preserve">2Ch 12.13 </w:t>
+      </w:r>
       <w:r>
         <w:rPr>
           <w:lang w:val="fr_FR" w:bidi="fr_FR"/>
         </w:rPr>
         <w:t xml:space="preserve">; </w:t>
       </w:r>
-      <w:hyperlink r:id="rId37">
-        <w:r>
-          <w:rPr>
-            <w:lang w:val="fr_FR" w:bidi="fr_FR"/>
-          </w:rPr>
-          <w:rPr>
-            <w:color w:val="0000EE"/>
-            <w:u w:val="single"/>
-          </w:rPr>
-          <w:t xml:space="preserve">Ez 8–10 </w:t>
-        </w:r>
-      </w:hyperlink>
+      <w:r>
+        <w:rPr>
+          <w:lang w:val="fr_FR" w:bidi="fr_FR"/>
+        </w:rPr>
+        <w:t xml:space="preserve">Ez 8–10 </w:t>
+      </w:r>
       <w:r>
         <w:rPr>
           <w:lang w:val="fr_FR" w:bidi="fr_FR"/>
         </w:rPr>
         <w:t xml:space="preserve">; </w:t>
       </w:r>
-      <w:hyperlink r:id="rId38">
-        <w:r>
-          <w:rPr>
-            <w:lang w:val="fr_FR" w:bidi="fr_FR"/>
-          </w:rPr>
-          <w:rPr>
-            <w:color w:val="0000EE"/>
-            <w:u w:val="single"/>
-          </w:rPr>
-          <w:t>43.1–27</w:t>
-        </w:r>
-      </w:hyperlink>
+      <w:r>
+        <w:rPr>
+          <w:lang w:val="fr_FR" w:bidi="fr_FR"/>
+        </w:rPr>
+        <w:t>43.1–27</w:t>
+      </w:r>
       <w:r>
         <w:rPr>
           <w:lang w:val="fr_FR" w:bidi="fr_FR"/>
@@ -807,54 +651,36 @@
         </w:rPr>
         <w:t xml:space="preserve"> agrandit la ville et y mène d'importants projets de construction, y compris l'agrandissement et l'embellissement du Temple. La ville et le Temple restent au centre de la vie spirituelle du peuple d'Israël (voir </w:t>
       </w:r>
-      <w:hyperlink r:id="rId39">
-        <w:r>
-          <w:rPr>
-            <w:lang w:val="fr_FR" w:bidi="fr_FR"/>
-          </w:rPr>
-          <w:rPr>
-            <w:color w:val="0000EE"/>
-            <w:u w:val="single"/>
-          </w:rPr>
-          <w:t>Ac 2.46</w:t>
-        </w:r>
-      </w:hyperlink>
+      <w:r>
+        <w:rPr>
+          <w:lang w:val="fr_FR" w:bidi="fr_FR"/>
+        </w:rPr>
+        <w:t>Ac 2.46</w:t>
+      </w:r>
       <w:r>
         <w:rPr>
           <w:lang w:val="fr_FR" w:bidi="fr_FR"/>
         </w:rPr>
         <w:t xml:space="preserve"> ; </w:t>
       </w:r>
-      <w:hyperlink r:id="rId40">
-        <w:r>
-          <w:rPr>
-            <w:lang w:val="fr_FR" w:bidi="fr_FR"/>
-          </w:rPr>
-          <w:rPr>
-            <w:color w:val="0000EE"/>
-            <w:u w:val="single"/>
-          </w:rPr>
-          <w:t>3.1–26</w:t>
-        </w:r>
-      </w:hyperlink>
+      <w:r>
+        <w:rPr>
+          <w:lang w:val="fr_FR" w:bidi="fr_FR"/>
+        </w:rPr>
+        <w:t>3.1–26</w:t>
+      </w:r>
       <w:r>
         <w:rPr>
           <w:lang w:val="fr_FR" w:bidi="fr_FR"/>
         </w:rPr>
         <w:t xml:space="preserve"> ; </w:t>
       </w:r>
-      <w:hyperlink r:id="rId41">
-        <w:r>
-          <w:rPr>
-            <w:lang w:val="fr_FR" w:bidi="fr_FR"/>
-          </w:rPr>
-          <w:rPr>
-            <w:color w:val="0000EE"/>
-            <w:u w:val="single"/>
-          </w:rPr>
-          <w:t>5.12</w:t>
-        </w:r>
-      </w:hyperlink>
+      <w:r>
+        <w:rPr>
+          <w:lang w:val="fr_FR" w:bidi="fr_FR"/>
+        </w:rPr>
+        <w:t>5.12</w:t>
+      </w:r>
       <w:r>
         <w:rPr>
           <w:lang w:val="fr_FR" w:bidi="fr_FR"/>
@@ -875,54 +701,36 @@
         </w:rPr>
         <w:t>Jésus parle de son amour pour Jérusalem, mais annonce aussi qu'elle subira un terrible jugement pour son manque de foi et d'obéissance à Dieu (</w:t>
       </w:r>
-      <w:hyperlink r:id="rId42">
-        <w:r>
-          <w:rPr>
-            <w:lang w:val="fr_FR" w:bidi="fr_FR"/>
-          </w:rPr>
-          <w:rPr>
-            <w:color w:val="0000EE"/>
-            <w:u w:val="single"/>
-          </w:rPr>
-          <w:t>Mt 23.37–39</w:t>
-        </w:r>
-      </w:hyperlink>
+      <w:r>
+        <w:rPr>
+          <w:lang w:val="fr_FR" w:bidi="fr_FR"/>
+        </w:rPr>
+        <w:t>Mt 23.37–39</w:t>
+      </w:r>
       <w:r>
         <w:rPr>
           <w:lang w:val="fr_FR" w:bidi="fr_FR"/>
         </w:rPr>
         <w:t>). Il parle souvent sévèrement contre les dirigeants religieux de la ville et du Temple. Ceux-ci font finalement arrêter et exécuter Jésus à Jérusalem. Jésus avertit du jugement de Dieu sur la ville (</w:t>
       </w:r>
-      <w:hyperlink r:id="rId43">
-        <w:r>
-          <w:rPr>
-            <w:lang w:val="fr_FR" w:bidi="fr_FR"/>
-          </w:rPr>
-          <w:rPr>
-            <w:color w:val="0000EE"/>
-            <w:u w:val="single"/>
-          </w:rPr>
-          <w:t>Mc 13.1–2</w:t>
-        </w:r>
-      </w:hyperlink>
+      <w:r>
+        <w:rPr>
+          <w:lang w:val="fr_FR" w:bidi="fr_FR"/>
+        </w:rPr>
+        <w:t>Mc 13.1–2</w:t>
+      </w:r>
       <w:r>
         <w:rPr>
           <w:lang w:val="fr_FR" w:bidi="fr_FR"/>
         </w:rPr>
         <w:t xml:space="preserve"> ; </w:t>
       </w:r>
-      <w:hyperlink r:id="rId44">
-        <w:r>
-          <w:rPr>
-            <w:lang w:val="fr_FR" w:bidi="fr_FR"/>
-          </w:rPr>
-          <w:rPr>
-            <w:color w:val="0000EE"/>
-            <w:u w:val="single"/>
-          </w:rPr>
-          <w:t>Lc 21.20–24</w:t>
-        </w:r>
-      </w:hyperlink>
+      <w:r>
+        <w:rPr>
+          <w:lang w:val="fr_FR" w:bidi="fr_FR"/>
+        </w:rPr>
+        <w:t>Lc 21.20–24</w:t>
+      </w:r>
       <w:r>
         <w:rPr>
           <w:lang w:val="fr_FR" w:bidi="fr_FR"/>
@@ -949,90 +757,60 @@
         </w:rPr>
         <w:t>Cependant, le Nouveau Testament parle d'une « nouvelle Jérusalem », la ville future du peuple saint de Dieu (</w:t>
       </w:r>
-      <w:hyperlink r:id="rId45">
-        <w:r>
-          <w:rPr>
-            <w:lang w:val="fr_FR" w:bidi="fr_FR"/>
-          </w:rPr>
-          <w:rPr>
-            <w:color w:val="0000EE"/>
-            <w:u w:val="single"/>
-          </w:rPr>
-          <w:t>Hé 11.10</w:t>
-        </w:r>
-      </w:hyperlink>
+      <w:r>
+        <w:rPr>
+          <w:lang w:val="fr_FR" w:bidi="fr_FR"/>
+        </w:rPr>
+        <w:t>Hé 11.10</w:t>
+      </w:r>
       <w:r>
         <w:rPr>
           <w:lang w:val="fr_FR" w:bidi="fr_FR"/>
         </w:rPr>
         <w:t xml:space="preserve"> ; </w:t>
       </w:r>
-      <w:hyperlink r:id="rId46">
-        <w:r>
-          <w:rPr>
-            <w:lang w:val="fr_FR" w:bidi="fr_FR"/>
-          </w:rPr>
-          <w:rPr>
-            <w:color w:val="0000EE"/>
-            <w:u w:val="single"/>
-          </w:rPr>
-          <w:t>Ap 3.12</w:t>
-        </w:r>
-      </w:hyperlink>
+      <w:r>
+        <w:rPr>
+          <w:lang w:val="fr_FR" w:bidi="fr_FR"/>
+        </w:rPr>
+        <w:t>Ap 3.12</w:t>
+      </w:r>
       <w:r>
         <w:rPr>
           <w:lang w:val="fr_FR" w:bidi="fr_FR"/>
         </w:rPr>
         <w:t xml:space="preserve"> ; </w:t>
       </w:r>
-      <w:hyperlink r:id="rId27">
-        <w:r>
-          <w:rPr>
-            <w:lang w:val="fr_FR" w:bidi="fr_FR"/>
-          </w:rPr>
-          <w:rPr>
-            <w:color w:val="0000EE"/>
-            <w:u w:val="single"/>
-          </w:rPr>
-          <w:t>21.2</w:t>
-        </w:r>
-      </w:hyperlink>
+      <w:r>
+        <w:rPr>
+          <w:lang w:val="fr_FR" w:bidi="fr_FR"/>
+        </w:rPr>
+        <w:t>21.2</w:t>
+      </w:r>
       <w:r>
         <w:rPr>
           <w:lang w:val="fr_FR" w:bidi="fr_FR"/>
         </w:rPr>
         <w:t xml:space="preserve">). La Jérusalem actuelle est le lieu où Dieu et son règne étaient partiellement représentés par le roi David et ses successeurs. La nouvelle Jérusalem représente le gouvernement de Jésus-Christ, l'ultime héritier royal de la lignée de David. La nouvelle Jérusalem représente également la présence éternelle de Jésus avec son peuple (comp. avec </w:t>
       </w:r>
-      <w:hyperlink r:id="rId47">
-        <w:r>
-          <w:rPr>
-            <w:lang w:val="fr_FR" w:bidi="fr_FR"/>
-          </w:rPr>
-          <w:rPr>
-            <w:color w:val="0000EE"/>
-            <w:u w:val="single"/>
-          </w:rPr>
-          <w:t>Jn 1.14</w:t>
-        </w:r>
-      </w:hyperlink>
+      <w:r>
+        <w:rPr>
+          <w:lang w:val="fr_FR" w:bidi="fr_FR"/>
+        </w:rPr>
+        <w:t>Jn 1.14</w:t>
+      </w:r>
       <w:r>
         <w:rPr>
           <w:lang w:val="fr_FR" w:bidi="fr_FR"/>
         </w:rPr>
         <w:t xml:space="preserve"> ; </w:t>
       </w:r>
-      <w:hyperlink r:id="rId48">
-        <w:r>
-          <w:rPr>
-            <w:lang w:val="fr_FR" w:bidi="fr_FR"/>
-          </w:rPr>
-          <w:rPr>
-            <w:color w:val="0000EE"/>
-            <w:u w:val="single"/>
-          </w:rPr>
-          <w:t>Ap 21.3</w:t>
-        </w:r>
-      </w:hyperlink>
+      <w:r>
+        <w:rPr>
+          <w:lang w:val="fr_FR" w:bidi="fr_FR"/>
+        </w:rPr>
+        <w:t>Ap 21.3</w:t>
+      </w:r>
       <w:r>
         <w:rPr>
           <w:lang w:val="fr_FR" w:bidi="fr_FR"/>
@@ -1062,378 +840,252 @@
           <w:lang w:val="fr_FR" w:bidi="fr_FR"/>
         </w:rPr>
       </w:r>
-      <w:hyperlink r:id="rId13">
-        <w:r>
-          <w:rPr>
-            <w:lang w:val="fr_FR" w:bidi="fr_FR"/>
-          </w:rPr>
-          <w:rPr>
-            <w:color w:val="0000EE"/>
-            <w:u w:val="single"/>
-          </w:rPr>
-          <w:t>Josué 15.63</w:t>
-        </w:r>
-      </w:hyperlink>
+      <w:r>
+        <w:rPr>
+          <w:lang w:val="fr_FR" w:bidi="fr_FR"/>
+        </w:rPr>
+        <w:t>Josué 15.63</w:t>
+      </w:r>
       <w:r>
         <w:rPr>
           <w:lang w:val="fr_FR" w:bidi="fr_FR"/>
         </w:rPr>
         <w:t xml:space="preserve"> ; </w:t>
       </w:r>
-      <w:hyperlink r:id="rId14">
-        <w:r>
-          <w:rPr>
-            <w:lang w:val="fr_FR" w:bidi="fr_FR"/>
-          </w:rPr>
-          <w:rPr>
-            <w:color w:val="0000EE"/>
-            <w:u w:val="single"/>
-          </w:rPr>
-          <w:t>Juges 1.8</w:t>
-        </w:r>
-      </w:hyperlink>
+      <w:r>
+        <w:rPr>
+          <w:lang w:val="fr_FR" w:bidi="fr_FR"/>
+        </w:rPr>
+        <w:t>Juges 1.8</w:t>
+      </w:r>
       <w:r>
         <w:rPr>
           <w:lang w:val="fr_FR" w:bidi="fr_FR"/>
         </w:rPr>
         <w:t xml:space="preserve">, </w:t>
       </w:r>
-      <w:hyperlink r:id="rId15">
-        <w:r>
-          <w:rPr>
-            <w:lang w:val="fr_FR" w:bidi="fr_FR"/>
-          </w:rPr>
-          <w:rPr>
-            <w:color w:val="0000EE"/>
-            <w:u w:val="single"/>
-          </w:rPr>
-          <w:t>21</w:t>
-        </w:r>
-      </w:hyperlink>
+      <w:r>
+        <w:rPr>
+          <w:lang w:val="fr_FR" w:bidi="fr_FR"/>
+        </w:rPr>
+        <w:t>21</w:t>
+      </w:r>
       <w:r>
         <w:rPr>
           <w:lang w:val="fr_FR" w:bidi="fr_FR"/>
         </w:rPr>
         <w:t xml:space="preserve"> ; </w:t>
       </w:r>
-      <w:hyperlink r:id="rId49">
-        <w:r>
-          <w:rPr>
-            <w:lang w:val="fr_FR" w:bidi="fr_FR"/>
-          </w:rPr>
-          <w:rPr>
-            <w:color w:val="0000EE"/>
-            <w:u w:val="single"/>
-          </w:rPr>
-          <w:t>2 Samuel 5.6–9</w:t>
-        </w:r>
-      </w:hyperlink>
+      <w:r>
+        <w:rPr>
+          <w:lang w:val="fr_FR" w:bidi="fr_FR"/>
+        </w:rPr>
+        <w:t>2 Samuel 5.6–9</w:t>
+      </w:r>
       <w:r>
         <w:rPr>
           <w:lang w:val="fr_FR" w:bidi="fr_FR"/>
         </w:rPr>
         <w:t xml:space="preserve"> ; </w:t>
       </w:r>
-      <w:hyperlink r:id="rId50">
-        <w:r>
-          <w:rPr>
-            <w:lang w:val="fr_FR" w:bidi="fr_FR"/>
-          </w:rPr>
-          <w:rPr>
-            <w:color w:val="0000EE"/>
-            <w:u w:val="single"/>
-          </w:rPr>
-          <w:t>1 Rois 8.1</w:t>
-        </w:r>
-      </w:hyperlink>
+      <w:r>
+        <w:rPr>
+          <w:lang w:val="fr_FR" w:bidi="fr_FR"/>
+        </w:rPr>
+        <w:t>1 Rois 8.1</w:t>
+      </w:r>
       <w:r>
         <w:rPr>
           <w:lang w:val="fr_FR" w:bidi="fr_FR"/>
         </w:rPr>
         <w:t xml:space="preserve"> ; </w:t>
       </w:r>
-      <w:hyperlink r:id="rId51">
-        <w:r>
-          <w:rPr>
-            <w:lang w:val="fr_FR" w:bidi="fr_FR"/>
-          </w:rPr>
-          <w:rPr>
-            <w:color w:val="0000EE"/>
-            <w:u w:val="single"/>
-          </w:rPr>
-          <w:t>2 Rois 18.13–17</w:t>
-        </w:r>
-      </w:hyperlink>
+      <w:r>
+        <w:rPr>
+          <w:lang w:val="fr_FR" w:bidi="fr_FR"/>
+        </w:rPr>
+        <w:t>2 Rois 18.13–17</w:t>
+      </w:r>
       <w:r>
         <w:rPr>
           <w:lang w:val="fr_FR" w:bidi="fr_FR"/>
         </w:rPr>
         <w:t xml:space="preserve"> ; </w:t>
       </w:r>
-      <w:hyperlink r:id="rId18">
-        <w:r>
-          <w:rPr>
-            <w:lang w:val="fr_FR" w:bidi="fr_FR"/>
-          </w:rPr>
-          <w:rPr>
-            <w:color w:val="0000EE"/>
-            <w:u w:val="single"/>
-          </w:rPr>
-          <w:t>25.1–10</w:t>
-        </w:r>
-      </w:hyperlink>
+      <w:r>
+        <w:rPr>
+          <w:lang w:val="fr_FR" w:bidi="fr_FR"/>
+        </w:rPr>
+        <w:t>25.1–10</w:t>
+      </w:r>
       <w:r>
         <w:rPr>
           <w:lang w:val="fr_FR" w:bidi="fr_FR"/>
         </w:rPr>
         <w:t xml:space="preserve"> ; </w:t>
       </w:r>
-      <w:hyperlink r:id="rId52">
-        <w:r>
-          <w:rPr>
-            <w:lang w:val="fr_FR" w:bidi="fr_FR"/>
-          </w:rPr>
-          <w:rPr>
-            <w:color w:val="0000EE"/>
-            <w:u w:val="single"/>
-          </w:rPr>
-          <w:t>2 Chroniques 3.1</w:t>
-        </w:r>
-      </w:hyperlink>
+      <w:r>
+        <w:rPr>
+          <w:lang w:val="fr_FR" w:bidi="fr_FR"/>
+        </w:rPr>
+        <w:t>2 Chroniques 3.1</w:t>
+      </w:r>
       <w:r>
         <w:rPr>
           <w:lang w:val="fr_FR" w:bidi="fr_FR"/>
         </w:rPr>
         <w:t xml:space="preserve"> ; </w:t>
       </w:r>
-      <w:hyperlink r:id="rId53">
-        <w:r>
-          <w:rPr>
-            <w:lang w:val="fr_FR" w:bidi="fr_FR"/>
-          </w:rPr>
-          <w:rPr>
-            <w:color w:val="0000EE"/>
-            <w:u w:val="single"/>
-          </w:rPr>
-          <w:t>12.1–12</w:t>
-        </w:r>
-      </w:hyperlink>
+      <w:r>
+        <w:rPr>
+          <w:lang w:val="fr_FR" w:bidi="fr_FR"/>
+        </w:rPr>
+        <w:t>12.1–12</w:t>
+      </w:r>
       <w:r>
         <w:rPr>
           <w:lang w:val="fr_FR" w:bidi="fr_FR"/>
         </w:rPr>
         <w:t xml:space="preserve"> ; </w:t>
       </w:r>
-      <w:hyperlink r:id="rId54">
-        <w:r>
-          <w:rPr>
-            <w:lang w:val="fr_FR" w:bidi="fr_FR"/>
-          </w:rPr>
-          <w:rPr>
-            <w:color w:val="0000EE"/>
-            <w:u w:val="single"/>
-          </w:rPr>
-          <w:t>26.9</w:t>
-        </w:r>
-      </w:hyperlink>
+      <w:r>
+        <w:rPr>
+          <w:lang w:val="fr_FR" w:bidi="fr_FR"/>
+        </w:rPr>
+        <w:t>26.9</w:t>
+      </w:r>
       <w:r>
         <w:rPr>
           <w:lang w:val="fr_FR" w:bidi="fr_FR"/>
         </w:rPr>
         <w:t xml:space="preserve">, </w:t>
       </w:r>
-      <w:hyperlink r:id="rId55">
-        <w:r>
-          <w:rPr>
-            <w:lang w:val="fr_FR" w:bidi="fr_FR"/>
-          </w:rPr>
-          <w:rPr>
-            <w:color w:val="0000EE"/>
-            <w:u w:val="single"/>
-          </w:rPr>
-          <w:t>15</w:t>
-        </w:r>
-      </w:hyperlink>
+      <w:r>
+        <w:rPr>
+          <w:lang w:val="fr_FR" w:bidi="fr_FR"/>
+        </w:rPr>
+        <w:t>15</w:t>
+      </w:r>
       <w:r>
         <w:rPr>
           <w:lang w:val="fr_FR" w:bidi="fr_FR"/>
         </w:rPr>
         <w:t xml:space="preserve"> ; </w:t>
       </w:r>
-      <w:hyperlink r:id="rId56">
-        <w:r>
-          <w:rPr>
-            <w:lang w:val="fr_FR" w:bidi="fr_FR"/>
-          </w:rPr>
-          <w:rPr>
-            <w:color w:val="0000EE"/>
-            <w:u w:val="single"/>
-          </w:rPr>
-          <w:t>32.1–5</w:t>
-        </w:r>
-      </w:hyperlink>
+      <w:r>
+        <w:rPr>
+          <w:lang w:val="fr_FR" w:bidi="fr_FR"/>
+        </w:rPr>
+        <w:t>32.1–5</w:t>
+      </w:r>
       <w:r>
         <w:rPr>
           <w:lang w:val="fr_FR" w:bidi="fr_FR"/>
         </w:rPr>
         <w:t xml:space="preserve">, </w:t>
       </w:r>
-      <w:hyperlink r:id="rId57">
-        <w:r>
-          <w:rPr>
-            <w:lang w:val="fr_FR" w:bidi="fr_FR"/>
-          </w:rPr>
-          <w:rPr>
-            <w:color w:val="0000EE"/>
-            <w:u w:val="single"/>
-          </w:rPr>
-          <w:t>27–30</w:t>
-        </w:r>
-      </w:hyperlink>
+      <w:r>
+        <w:rPr>
+          <w:lang w:val="fr_FR" w:bidi="fr_FR"/>
+        </w:rPr>
+        <w:t>27–30</w:t>
+      </w:r>
       <w:r>
         <w:rPr>
           <w:lang w:val="fr_FR" w:bidi="fr_FR"/>
         </w:rPr>
         <w:t xml:space="preserve"> ; </w:t>
       </w:r>
-      <w:hyperlink r:id="rId58">
-        <w:r>
-          <w:rPr>
-            <w:lang w:val="fr_FR" w:bidi="fr_FR"/>
-          </w:rPr>
-          <w:rPr>
-            <w:color w:val="0000EE"/>
-            <w:u w:val="single"/>
-          </w:rPr>
-          <w:t>Esdras 1.1–6</w:t>
-        </w:r>
-      </w:hyperlink>
+      <w:r>
+        <w:rPr>
+          <w:lang w:val="fr_FR" w:bidi="fr_FR"/>
+        </w:rPr>
+        <w:t>Esdras 1.1–6</w:t>
+      </w:r>
       <w:r>
         <w:rPr>
           <w:lang w:val="fr_FR" w:bidi="fr_FR"/>
         </w:rPr>
         <w:t xml:space="preserve"> ; </w:t>
       </w:r>
-      <w:hyperlink r:id="rId59">
-        <w:r>
-          <w:rPr>
-            <w:lang w:val="fr_FR" w:bidi="fr_FR"/>
-          </w:rPr>
-          <w:rPr>
-            <w:color w:val="0000EE"/>
-            <w:u w:val="single"/>
-          </w:rPr>
-          <w:t>Néhémie 1.1–6.19</w:t>
-        </w:r>
-      </w:hyperlink>
+      <w:r>
+        <w:rPr>
+          <w:lang w:val="fr_FR" w:bidi="fr_FR"/>
+        </w:rPr>
+        <w:t>Néhémie 1.1–6.19</w:t>
+      </w:r>
       <w:r>
         <w:rPr>
           <w:lang w:val="fr_FR" w:bidi="fr_FR"/>
         </w:rPr>
         <w:t xml:space="preserve"> ; </w:t>
       </w:r>
-      <w:hyperlink r:id="rId20">
-        <w:r>
-          <w:rPr>
-            <w:lang w:val="fr_FR" w:bidi="fr_FR"/>
-          </w:rPr>
-          <w:rPr>
-            <w:color w:val="0000EE"/>
-            <w:u w:val="single"/>
-          </w:rPr>
-          <w:t>Psaume 48.1–4</w:t>
-        </w:r>
-      </w:hyperlink>
+      <w:r>
+        <w:rPr>
+          <w:lang w:val="fr_FR" w:bidi="fr_FR"/>
+        </w:rPr>
+        <w:t>Psaume 48.1–4</w:t>
+      </w:r>
       <w:r>
         <w:rPr>
           <w:lang w:val="fr_FR" w:bidi="fr_FR"/>
         </w:rPr>
         <w:t xml:space="preserve"> ; </w:t>
       </w:r>
-      <w:hyperlink r:id="rId60">
-        <w:r>
-          <w:rPr>
-            <w:lang w:val="fr_FR" w:bidi="fr_FR"/>
-          </w:rPr>
-          <w:rPr>
-            <w:color w:val="0000EE"/>
-            <w:u w:val="single"/>
-          </w:rPr>
-          <w:t>125.2</w:t>
-        </w:r>
-      </w:hyperlink>
+      <w:r>
+        <w:rPr>
+          <w:lang w:val="fr_FR" w:bidi="fr_FR"/>
+        </w:rPr>
+        <w:t>125.2</w:t>
+      </w:r>
       <w:r>
         <w:rPr>
           <w:lang w:val="fr_FR" w:bidi="fr_FR"/>
         </w:rPr>
         <w:t xml:space="preserve"> ; </w:t>
       </w:r>
-      <w:hyperlink r:id="rId61">
-        <w:r>
-          <w:rPr>
-            <w:lang w:val="fr_FR" w:bidi="fr_FR"/>
-          </w:rPr>
-          <w:rPr>
-            <w:color w:val="0000EE"/>
-            <w:u w:val="single"/>
-          </w:rPr>
-          <w:t>Ésaïe 14.32</w:t>
-        </w:r>
-      </w:hyperlink>
+      <w:r>
+        <w:rPr>
+          <w:lang w:val="fr_FR" w:bidi="fr_FR"/>
+        </w:rPr>
+        <w:t>Ésaïe 14.32</w:t>
+      </w:r>
       <w:r>
         <w:rPr>
           <w:lang w:val="fr_FR" w:bidi="fr_FR"/>
         </w:rPr>
         <w:t xml:space="preserve"> ; </w:t>
       </w:r>
-      <w:hyperlink r:id="rId62">
-        <w:r>
-          <w:rPr>
-            <w:lang w:val="fr_FR" w:bidi="fr_FR"/>
-          </w:rPr>
-          <w:rPr>
-            <w:color w:val="0000EE"/>
-            <w:u w:val="single"/>
-          </w:rPr>
-          <w:t>52.1–3</w:t>
-        </w:r>
-      </w:hyperlink>
+      <w:r>
+        <w:rPr>
+          <w:lang w:val="fr_FR" w:bidi="fr_FR"/>
+        </w:rPr>
+        <w:t>52.1–3</w:t>
+      </w:r>
       <w:r>
         <w:rPr>
           <w:lang w:val="fr_FR" w:bidi="fr_FR"/>
         </w:rPr>
         <w:t xml:space="preserve"> ; </w:t>
       </w:r>
-      <w:hyperlink r:id="rId63">
-        <w:r>
-          <w:rPr>
-            <w:lang w:val="fr_FR" w:bidi="fr_FR"/>
-          </w:rPr>
-          <w:rPr>
-            <w:color w:val="0000EE"/>
-            <w:u w:val="single"/>
-          </w:rPr>
-          <w:t>Galates 4.25–26</w:t>
-        </w:r>
-      </w:hyperlink>
+      <w:r>
+        <w:rPr>
+          <w:lang w:val="fr_FR" w:bidi="fr_FR"/>
+        </w:rPr>
+        <w:t>Galates 4.25–26</w:t>
+      </w:r>
       <w:r>
         <w:rPr>
           <w:lang w:val="fr_FR" w:bidi="fr_FR"/>
         </w:rPr>
         <w:t xml:space="preserve"> ; </w:t>
       </w:r>
-      <w:hyperlink r:id="rId64">
-        <w:r>
-          <w:rPr>
-            <w:lang w:val="fr_FR" w:bidi="fr_FR"/>
-          </w:rPr>
-          <w:rPr>
-            <w:color w:val="0000EE"/>
-            <w:u w:val="single"/>
-          </w:rPr>
-          <w:t>Hébreux 12.22–24</w:t>
-        </w:r>
-      </w:hyperlink>
+      <w:r>
+        <w:rPr>
+          <w:lang w:val="fr_FR" w:bidi="fr_FR"/>
+        </w:rPr>
+        <w:t>Hébreux 12.22–24</w:t>
+      </w:r>
       <w:r>
         <w:rPr>
           <w:lang w:val="fr_FR" w:bidi="fr_FR"/>
@@ -1482,18 +1134,12 @@
         </w:rPr>
         <w:t>Satan est l'ennemi principal de Dieu, un être maléfique personnel qui répand le péché et le mal et qui s'est opposé au Seigneur Jésus (</w:t>
       </w:r>
-      <w:hyperlink r:id="rId65">
-        <w:r>
-          <w:rPr>
-            <w:lang w:val="fr_FR" w:bidi="fr_FR"/>
-          </w:rPr>
-          <w:rPr>
-            <w:color w:val="0000EE"/>
-            <w:u w:val="single"/>
-          </w:rPr>
-          <w:t>Mt 4.1–11</w:t>
-        </w:r>
-      </w:hyperlink>
+      <w:r>
+        <w:rPr>
+          <w:lang w:val="fr_FR" w:bidi="fr_FR"/>
+        </w:rPr>
+        <w:t>Mt 4.1–11</w:t>
+      </w:r>
       <w:r>
         <w:rPr>
           <w:lang w:val="fr_FR" w:bidi="fr_FR"/>
@@ -1558,18 +1204,12 @@
         </w:rPr>
         <w:t xml:space="preserve"> (</w:t>
       </w:r>
-      <w:hyperlink r:id="rId66">
-        <w:r>
-          <w:rPr>
-            <w:lang w:val="fr_FR" w:bidi="fr_FR"/>
-          </w:rPr>
-          <w:rPr>
-            <w:color w:val="0000EE"/>
-            <w:u w:val="single"/>
-          </w:rPr>
-          <w:t>4.10</w:t>
-        </w:r>
-      </w:hyperlink>
+      <w:r>
+        <w:rPr>
+          <w:lang w:val="fr_FR" w:bidi="fr_FR"/>
+        </w:rPr>
+        <w:t>4.10</w:t>
+      </w:r>
       <w:r>
         <w:rPr>
           <w:lang w:val="fr_FR" w:bidi="fr_FR"/>
@@ -1607,36 +1247,24 @@
         </w:rPr>
         <w:t xml:space="preserve"> (</w:t>
       </w:r>
-      <w:hyperlink r:id="rId65">
-        <w:r>
-          <w:rPr>
-            <w:lang w:val="fr_FR" w:bidi="fr_FR"/>
-          </w:rPr>
-          <w:rPr>
-            <w:color w:val="0000EE"/>
-            <w:u w:val="single"/>
-          </w:rPr>
-          <w:t>4.1–11</w:t>
-        </w:r>
-      </w:hyperlink>
+      <w:r>
+        <w:rPr>
+          <w:lang w:val="fr_FR" w:bidi="fr_FR"/>
+        </w:rPr>
+        <w:t>4.1–11</w:t>
+      </w:r>
       <w:r>
         <w:rPr>
           <w:lang w:val="fr_FR" w:bidi="fr_FR"/>
         </w:rPr>
         <w:t xml:space="preserve"> ; </w:t>
       </w:r>
-      <w:hyperlink r:id="rId67">
-        <w:r>
-          <w:rPr>
-            <w:lang w:val="fr_FR" w:bidi="fr_FR"/>
-          </w:rPr>
-          <w:rPr>
-            <w:color w:val="0000EE"/>
-            <w:u w:val="single"/>
-          </w:rPr>
-          <w:t>13.39</w:t>
-        </w:r>
-      </w:hyperlink>
+      <w:r>
+        <w:rPr>
+          <w:lang w:val="fr_FR" w:bidi="fr_FR"/>
+        </w:rPr>
+        <w:t>13.39</w:t>
+      </w:r>
       <w:r>
         <w:rPr>
           <w:lang w:val="fr_FR" w:bidi="fr_FR"/>
@@ -1661,18 +1289,12 @@
         </w:rPr>
         <w:t>Par le mot « tentateur » (</w:t>
       </w:r>
-      <w:hyperlink r:id="rId68">
-        <w:r>
-          <w:rPr>
-            <w:lang w:val="fr_FR" w:bidi="fr_FR"/>
-          </w:rPr>
-          <w:rPr>
-            <w:color w:val="0000EE"/>
-            <w:u w:val="single"/>
-          </w:rPr>
-          <w:t>4.3</w:t>
-        </w:r>
-      </w:hyperlink>
+      <w:r>
+        <w:rPr>
+          <w:lang w:val="fr_FR" w:bidi="fr_FR"/>
+        </w:rPr>
+        <w:t>4.3</w:t>
+      </w:r>
       <w:r>
         <w:rPr>
           <w:lang w:val="fr_FR" w:bidi="fr_FR"/>
@@ -1697,18 +1319,12 @@
         </w:rPr>
         <w:t>Par le titre « prince des démons » (</w:t>
       </w:r>
-      <w:hyperlink r:id="rId69">
-        <w:r>
-          <w:rPr>
-            <w:lang w:val="fr_FR" w:bidi="fr_FR"/>
-          </w:rPr>
-          <w:rPr>
-            <w:color w:val="0000EE"/>
-            <w:u w:val="single"/>
-          </w:rPr>
-          <w:t>9.34</w:t>
-        </w:r>
-      </w:hyperlink>
+      <w:r>
+        <w:rPr>
+          <w:lang w:val="fr_FR" w:bidi="fr_FR"/>
+        </w:rPr>
+        <w:t>9.34</w:t>
+      </w:r>
       <w:r>
         <w:rPr>
           <w:lang w:val="fr_FR" w:bidi="fr_FR"/>
@@ -1733,18 +1349,12 @@
         </w:rPr>
         <w:t>Par le nom « Béelzébul » (</w:t>
       </w:r>
-      <w:hyperlink r:id="rId70">
-        <w:r>
-          <w:rPr>
-            <w:lang w:val="fr_FR" w:bidi="fr_FR"/>
-          </w:rPr>
-          <w:rPr>
-            <w:color w:val="0000EE"/>
-            <w:u w:val="single"/>
-          </w:rPr>
-          <w:t>12.24</w:t>
-        </w:r>
-      </w:hyperlink>
+      <w:r>
+        <w:rPr>
+          <w:lang w:val="fr_FR" w:bidi="fr_FR"/>
+        </w:rPr>
+        <w:t>12.24</w:t>
+      </w:r>
       <w:r>
         <w:rPr>
           <w:lang w:val="fr_FR" w:bidi="fr_FR"/>
@@ -1769,36 +1379,24 @@
         </w:rPr>
         <w:t>Par le mot « malin » (</w:t>
       </w:r>
-      <w:hyperlink r:id="rId71">
-        <w:r>
-          <w:rPr>
-            <w:lang w:val="fr_FR" w:bidi="fr_FR"/>
-          </w:rPr>
-          <w:rPr>
-            <w:color w:val="0000EE"/>
-            <w:u w:val="single"/>
-          </w:rPr>
-          <w:t>6.13</w:t>
-        </w:r>
-      </w:hyperlink>
+      <w:r>
+        <w:rPr>
+          <w:lang w:val="fr_FR" w:bidi="fr_FR"/>
+        </w:rPr>
+        <w:t>6.13</w:t>
+      </w:r>
       <w:r>
         <w:rPr>
           <w:lang w:val="fr_FR" w:bidi="fr_FR"/>
         </w:rPr>
         <w:t xml:space="preserve"> ; </w:t>
       </w:r>
-      <w:hyperlink r:id="rId72">
-        <w:r>
-          <w:rPr>
-            <w:lang w:val="fr_FR" w:bidi="fr_FR"/>
-          </w:rPr>
-          <w:rPr>
-            <w:color w:val="0000EE"/>
-            <w:u w:val="single"/>
-          </w:rPr>
-          <w:t>13.19</w:t>
-        </w:r>
-      </w:hyperlink>
+      <w:r>
+        <w:rPr>
+          <w:lang w:val="fr_FR" w:bidi="fr_FR"/>
+        </w:rPr>
+        <w:t>13.19</w:t>
+      </w:r>
       <w:r>
         <w:rPr>
           <w:lang w:val="fr_FR" w:bidi="fr_FR"/>
@@ -1823,18 +1421,12 @@
         </w:rPr>
         <w:t>Par le mot « l'ennemi » (</w:t>
       </w:r>
-      <w:hyperlink r:id="rId67">
-        <w:r>
-          <w:rPr>
-            <w:lang w:val="fr_FR" w:bidi="fr_FR"/>
-          </w:rPr>
-          <w:rPr>
-            <w:color w:val="0000EE"/>
-            <w:u w:val="single"/>
-          </w:rPr>
-          <w:t>13.39</w:t>
-        </w:r>
-      </w:hyperlink>
+      <w:r>
+        <w:rPr>
+          <w:lang w:val="fr_FR" w:bidi="fr_FR"/>
+        </w:rPr>
+        <w:t>13.39</w:t>
+      </w:r>
       <w:r>
         <w:rPr>
           <w:lang w:val="fr_FR" w:bidi="fr_FR"/>
@@ -1855,108 +1447,72 @@
         </w:rPr>
         <w:t>La mission de Jésus était d'annoncer et d'établir le règne de Dieu sur terre. Sa mission a conduit à un conflit avec les forces de Satan. Jésus a combattu les œuvres de Satan en chassant des démons qui possédaient des personnes. Jésus a donc fait des exorcismes (</w:t>
       </w:r>
-      <w:hyperlink r:id="rId73">
-        <w:r>
-          <w:rPr>
-            <w:lang w:val="fr_FR" w:bidi="fr_FR"/>
-          </w:rPr>
-          <w:rPr>
-            <w:color w:val="0000EE"/>
-            <w:u w:val="single"/>
-          </w:rPr>
-          <w:t>Mt 8.16–17</w:t>
-        </w:r>
-      </w:hyperlink>
+      <w:r>
+        <w:rPr>
+          <w:lang w:val="fr_FR" w:bidi="fr_FR"/>
+        </w:rPr>
+        <w:t>Mt 8.16–17</w:t>
+      </w:r>
       <w:r>
         <w:rPr>
           <w:lang w:val="fr_FR" w:bidi="fr_FR"/>
         </w:rPr>
         <w:t xml:space="preserve"> ; </w:t>
       </w:r>
-      <w:hyperlink r:id="rId74">
-        <w:r>
-          <w:rPr>
-            <w:lang w:val="fr_FR" w:bidi="fr_FR"/>
-          </w:rPr>
-          <w:rPr>
-            <w:color w:val="0000EE"/>
-            <w:u w:val="single"/>
-          </w:rPr>
-          <w:t>9.32–34</w:t>
-        </w:r>
-      </w:hyperlink>
+      <w:r>
+        <w:rPr>
+          <w:lang w:val="fr_FR" w:bidi="fr_FR"/>
+        </w:rPr>
+        <w:t>9.32–34</w:t>
+      </w:r>
       <w:r>
         <w:rPr>
           <w:lang w:val="fr_FR" w:bidi="fr_FR"/>
         </w:rPr>
         <w:t xml:space="preserve"> ; </w:t>
       </w:r>
-      <w:hyperlink r:id="rId75">
-        <w:r>
-          <w:rPr>
-            <w:lang w:val="fr_FR" w:bidi="fr_FR"/>
-          </w:rPr>
-          <w:rPr>
-            <w:color w:val="0000EE"/>
-            <w:u w:val="single"/>
-          </w:rPr>
-          <w:t>10.1</w:t>
-        </w:r>
-      </w:hyperlink>
+      <w:r>
+        <w:rPr>
+          <w:lang w:val="fr_FR" w:bidi="fr_FR"/>
+        </w:rPr>
+        <w:t>10.1</w:t>
+      </w:r>
       <w:r>
         <w:rPr>
           <w:lang w:val="fr_FR" w:bidi="fr_FR"/>
         </w:rPr>
         <w:t xml:space="preserve">, </w:t>
       </w:r>
-      <w:hyperlink r:id="rId76">
-        <w:r>
-          <w:rPr>
-            <w:lang w:val="fr_FR" w:bidi="fr_FR"/>
-          </w:rPr>
-          <w:rPr>
-            <w:color w:val="0000EE"/>
-            <w:u w:val="single"/>
-          </w:rPr>
-          <w:t>7–8</w:t>
-        </w:r>
-      </w:hyperlink>
+      <w:r>
+        <w:rPr>
+          <w:lang w:val="fr_FR" w:bidi="fr_FR"/>
+        </w:rPr>
+        <w:t>7–8</w:t>
+      </w:r>
       <w:r>
         <w:rPr>
           <w:lang w:val="fr_FR" w:bidi="fr_FR"/>
         </w:rPr>
         <w:t xml:space="preserve"> ; </w:t>
       </w:r>
-      <w:hyperlink r:id="rId77">
-        <w:r>
-          <w:rPr>
-            <w:lang w:val="fr_FR" w:bidi="fr_FR"/>
-          </w:rPr>
-          <w:rPr>
-            <w:color w:val="0000EE"/>
-            <w:u w:val="single"/>
-          </w:rPr>
-          <w:t>12.22–29</w:t>
-        </w:r>
-      </w:hyperlink>
+      <w:r>
+        <w:rPr>
+          <w:lang w:val="fr_FR" w:bidi="fr_FR"/>
+        </w:rPr>
+        <w:t>12.22–29</w:t>
+      </w:r>
       <w:r>
         <w:rPr>
           <w:lang w:val="fr_FR" w:bidi="fr_FR"/>
         </w:rPr>
         <w:t xml:space="preserve"> ; </w:t>
       </w:r>
-      <w:hyperlink r:id="rId78">
-        <w:r>
-          <w:rPr>
-            <w:lang w:val="fr_FR" w:bidi="fr_FR"/>
-          </w:rPr>
-          <w:rPr>
-            <w:color w:val="0000EE"/>
-            <w:u w:val="single"/>
-          </w:rPr>
-          <w:t>Mc 5.1–20</w:t>
-        </w:r>
-      </w:hyperlink>
+      <w:r>
+        <w:rPr>
+          <w:lang w:val="fr_FR" w:bidi="fr_FR"/>
+        </w:rPr>
+        <w:t>Mc 5.1–20</w:t>
+      </w:r>
       <w:r>
         <w:rPr>
           <w:lang w:val="fr_FR" w:bidi="fr_FR"/>
@@ -1977,108 +1533,72 @@
         </w:rPr>
         <w:t>Satan exerce son pouvoir sur les royaumes terrestres (</w:t>
       </w:r>
-      <w:hyperlink r:id="rId79">
-        <w:r>
-          <w:rPr>
-            <w:lang w:val="fr_FR" w:bidi="fr_FR"/>
-          </w:rPr>
-          <w:rPr>
-            <w:color w:val="0000EE"/>
-            <w:u w:val="single"/>
-          </w:rPr>
-          <w:t>Mt 4.8–9</w:t>
-        </w:r>
-      </w:hyperlink>
+      <w:r>
+        <w:rPr>
+          <w:lang w:val="fr_FR" w:bidi="fr_FR"/>
+        </w:rPr>
+        <w:t>Mt 4.8–9</w:t>
+      </w:r>
       <w:r>
         <w:rPr>
           <w:lang w:val="fr_FR" w:bidi="fr_FR"/>
         </w:rPr>
         <w:t xml:space="preserve"> ; </w:t>
       </w:r>
-      <w:hyperlink r:id="rId80">
-        <w:r>
-          <w:rPr>
-            <w:lang w:val="fr_FR" w:bidi="fr_FR"/>
-          </w:rPr>
-          <w:rPr>
-            <w:color w:val="0000EE"/>
-            <w:u w:val="single"/>
-          </w:rPr>
-          <w:t>12.26</w:t>
-        </w:r>
-      </w:hyperlink>
+      <w:r>
+        <w:rPr>
+          <w:lang w:val="fr_FR" w:bidi="fr_FR"/>
+        </w:rPr>
+        <w:t>12.26</w:t>
+      </w:r>
       <w:r>
         <w:rPr>
           <w:lang w:val="fr_FR" w:bidi="fr_FR"/>
         </w:rPr>
         <w:t>). Il commande aussi des anges (</w:t>
       </w:r>
-      <w:hyperlink r:id="rId81">
-        <w:r>
-          <w:rPr>
-            <w:lang w:val="fr_FR" w:bidi="fr_FR"/>
-          </w:rPr>
-          <w:rPr>
-            <w:color w:val="0000EE"/>
-            <w:u w:val="single"/>
-          </w:rPr>
-          <w:t>25.41</w:t>
-        </w:r>
-      </w:hyperlink>
+      <w:r>
+        <w:rPr>
+          <w:lang w:val="fr_FR" w:bidi="fr_FR"/>
+        </w:rPr>
+        <w:t>25.41</w:t>
+      </w:r>
       <w:r>
         <w:rPr>
           <w:lang w:val="fr_FR" w:bidi="fr_FR"/>
         </w:rPr>
         <w:t>). La principale méthode dont il se sert pour faire le mal est la tentation. Son but est de mener les gens à désobéir à Dieu (</w:t>
       </w:r>
-      <w:hyperlink r:id="rId65">
-        <w:r>
-          <w:rPr>
-            <w:lang w:val="fr_FR" w:bidi="fr_FR"/>
-          </w:rPr>
-          <w:rPr>
-            <w:color w:val="0000EE"/>
-            <w:u w:val="single"/>
-          </w:rPr>
-          <w:t>Mt 4.1–11</w:t>
-        </w:r>
-      </w:hyperlink>
+      <w:r>
+        <w:rPr>
+          <w:lang w:val="fr_FR" w:bidi="fr_FR"/>
+        </w:rPr>
+        <w:t>Mt 4.1–11</w:t>
+      </w:r>
       <w:r>
         <w:rPr>
           <w:lang w:val="fr_FR" w:bidi="fr_FR"/>
         </w:rPr>
         <w:t xml:space="preserve">; </w:t>
       </w:r>
-      <w:hyperlink r:id="rId71">
-        <w:r>
-          <w:rPr>
-            <w:lang w:val="fr_FR" w:bidi="fr_FR"/>
-          </w:rPr>
-          <w:rPr>
-            <w:color w:val="0000EE"/>
-            <w:u w:val="single"/>
-          </w:rPr>
-          <w:t>6.13</w:t>
-        </w:r>
-      </w:hyperlink>
+      <w:r>
+        <w:rPr>
+          <w:lang w:val="fr_FR" w:bidi="fr_FR"/>
+        </w:rPr>
+        <w:t>6.13</w:t>
+      </w:r>
       <w:r>
         <w:rPr>
           <w:lang w:val="fr_FR" w:bidi="fr_FR"/>
         </w:rPr>
         <w:t xml:space="preserve">; </w:t>
       </w:r>
-      <w:hyperlink r:id="rId82">
-        <w:r>
-          <w:rPr>
-            <w:lang w:val="fr_FR" w:bidi="fr_FR"/>
-          </w:rPr>
-          <w:rPr>
-            <w:color w:val="0000EE"/>
-            <w:u w:val="single"/>
-          </w:rPr>
-          <w:t>16.23</w:t>
-        </w:r>
-      </w:hyperlink>
+      <w:r>
+        <w:rPr>
+          <w:lang w:val="fr_FR" w:bidi="fr_FR"/>
+        </w:rPr>
+        <w:t>16.23</w:t>
+      </w:r>
       <w:r>
         <w:rPr>
           <w:lang w:val="fr_FR" w:bidi="fr_FR"/>
@@ -2099,90 +1619,60 @@
         </w:rPr>
         <w:t>Comme Jésus est celui qui amène le salut pour l'humanité, Satan s'est attaqué à lui (</w:t>
       </w:r>
-      <w:hyperlink r:id="rId65">
-        <w:r>
-          <w:rPr>
-            <w:lang w:val="fr_FR" w:bidi="fr_FR"/>
-          </w:rPr>
-          <w:rPr>
-            <w:color w:val="0000EE"/>
-            <w:u w:val="single"/>
-          </w:rPr>
-          <w:t>Mt 4.1–11</w:t>
-        </w:r>
-      </w:hyperlink>
+      <w:r>
+        <w:rPr>
+          <w:lang w:val="fr_FR" w:bidi="fr_FR"/>
+        </w:rPr>
+        <w:t>Mt 4.1–11</w:t>
+      </w:r>
       <w:r>
         <w:rPr>
           <w:lang w:val="fr_FR" w:bidi="fr_FR"/>
         </w:rPr>
         <w:t xml:space="preserve">; </w:t>
       </w:r>
-      <w:hyperlink r:id="rId83">
-        <w:r>
-          <w:rPr>
-            <w:lang w:val="fr_FR" w:bidi="fr_FR"/>
-          </w:rPr>
-          <w:rPr>
-            <w:color w:val="0000EE"/>
-            <w:u w:val="single"/>
-          </w:rPr>
-          <w:t>Jn 13.27</w:t>
-        </w:r>
-      </w:hyperlink>
+      <w:r>
+        <w:rPr>
+          <w:lang w:val="fr_FR" w:bidi="fr_FR"/>
+        </w:rPr>
+        <w:t>Jn 13.27</w:t>
+      </w:r>
       <w:r>
         <w:rPr>
           <w:lang w:val="fr_FR" w:bidi="fr_FR"/>
         </w:rPr>
         <w:t>). Pourtant, Jésus a vaincu Satan et finira par détruire toute sa puissance (</w:t>
       </w:r>
-      <w:hyperlink r:id="rId81">
-        <w:r>
-          <w:rPr>
-            <w:lang w:val="fr_FR" w:bidi="fr_FR"/>
-          </w:rPr>
-          <w:rPr>
-            <w:color w:val="0000EE"/>
-            <w:u w:val="single"/>
-          </w:rPr>
-          <w:t>Mt 25.41</w:t>
-        </w:r>
-      </w:hyperlink>
+      <w:r>
+        <w:rPr>
+          <w:lang w:val="fr_FR" w:bidi="fr_FR"/>
+        </w:rPr>
+        <w:t>Mt 25.41</w:t>
+      </w:r>
       <w:r>
         <w:rPr>
           <w:lang w:val="fr_FR" w:bidi="fr_FR"/>
         </w:rPr>
         <w:t xml:space="preserve">; </w:t>
       </w:r>
-      <w:hyperlink r:id="rId84">
-        <w:r>
-          <w:rPr>
-            <w:lang w:val="fr_FR" w:bidi="fr_FR"/>
-          </w:rPr>
-          <w:rPr>
-            <w:color w:val="0000EE"/>
-            <w:u w:val="single"/>
-          </w:rPr>
-          <w:t>Jn 12.31</w:t>
-        </w:r>
-      </w:hyperlink>
+      <w:r>
+        <w:rPr>
+          <w:lang w:val="fr_FR" w:bidi="fr_FR"/>
+        </w:rPr>
+        <w:t>Jn 12.31</w:t>
+      </w:r>
       <w:r>
         <w:rPr>
           <w:lang w:val="fr_FR" w:bidi="fr_FR"/>
         </w:rPr>
         <w:t xml:space="preserve">; </w:t>
       </w:r>
-      <w:hyperlink r:id="rId85">
-        <w:r>
-          <w:rPr>
-            <w:lang w:val="fr_FR" w:bidi="fr_FR"/>
-          </w:rPr>
-          <w:rPr>
-            <w:color w:val="0000EE"/>
-            <w:u w:val="single"/>
-          </w:rPr>
-          <w:t>Ap 20.1–10</w:t>
-        </w:r>
-      </w:hyperlink>
+      <w:r>
+        <w:rPr>
+          <w:lang w:val="fr_FR" w:bidi="fr_FR"/>
+        </w:rPr>
+        <w:t>Ap 20.1–10</w:t>
+      </w:r>
       <w:r>
         <w:rPr>
           <w:lang w:val="fr_FR" w:bidi="fr_FR"/>
@@ -2212,360 +1702,240 @@
           <w:lang w:val="fr_FR" w:bidi="fr_FR"/>
         </w:rPr>
       </w:r>
-      <w:hyperlink r:id="rId86">
-        <w:r>
-          <w:rPr>
-            <w:lang w:val="fr_FR" w:bidi="fr_FR"/>
-          </w:rPr>
-          <w:rPr>
-            <w:color w:val="0000EE"/>
-            <w:u w:val="single"/>
-          </w:rPr>
-          <w:t>Job 1.6–12</w:t>
-        </w:r>
-      </w:hyperlink>
+      <w:r>
+        <w:rPr>
+          <w:lang w:val="fr_FR" w:bidi="fr_FR"/>
+        </w:rPr>
+        <w:t>Job 1.6–12</w:t>
+      </w:r>
       <w:r>
         <w:rPr>
           <w:lang w:val="fr_FR" w:bidi="fr_FR"/>
         </w:rPr>
         <w:t xml:space="preserve"> ; </w:t>
       </w:r>
-      <w:hyperlink r:id="rId87">
-        <w:r>
-          <w:rPr>
-            <w:lang w:val="fr_FR" w:bidi="fr_FR"/>
-          </w:rPr>
-          <w:rPr>
-            <w:color w:val="0000EE"/>
-            <w:u w:val="single"/>
-          </w:rPr>
-          <w:t>2.1–7</w:t>
-        </w:r>
-      </w:hyperlink>
+      <w:r>
+        <w:rPr>
+          <w:lang w:val="fr_FR" w:bidi="fr_FR"/>
+        </w:rPr>
+        <w:t>2.1–7</w:t>
+      </w:r>
       <w:r>
         <w:rPr>
           <w:lang w:val="fr_FR" w:bidi="fr_FR"/>
         </w:rPr>
         <w:t xml:space="preserve"> ; </w:t>
       </w:r>
-      <w:hyperlink r:id="rId88">
-        <w:r>
-          <w:rPr>
-            <w:lang w:val="fr_FR" w:bidi="fr_FR"/>
-          </w:rPr>
-          <w:rPr>
-            <w:color w:val="0000EE"/>
-            <w:u w:val="single"/>
-          </w:rPr>
-          <w:t>Zacharie 3.1–2</w:t>
-        </w:r>
-      </w:hyperlink>
+      <w:r>
+        <w:rPr>
+          <w:lang w:val="fr_FR" w:bidi="fr_FR"/>
+        </w:rPr>
+        <w:t>Zacharie 3.1–2</w:t>
+      </w:r>
       <w:r>
         <w:rPr>
           <w:lang w:val="fr_FR" w:bidi="fr_FR"/>
         </w:rPr>
         <w:t xml:space="preserve"> ; </w:t>
       </w:r>
-      <w:hyperlink r:id="rId65">
-        <w:r>
-          <w:rPr>
-            <w:lang w:val="fr_FR" w:bidi="fr_FR"/>
-          </w:rPr>
-          <w:rPr>
-            <w:color w:val="0000EE"/>
-            <w:u w:val="single"/>
-          </w:rPr>
-          <w:t>Matthieu 4.1–11</w:t>
-        </w:r>
-      </w:hyperlink>
+      <w:r>
+        <w:rPr>
+          <w:lang w:val="fr_FR" w:bidi="fr_FR"/>
+        </w:rPr>
+        <w:t>Matthieu 4.1–11</w:t>
+      </w:r>
       <w:r>
         <w:rPr>
           <w:lang w:val="fr_FR" w:bidi="fr_FR"/>
         </w:rPr>
         <w:t xml:space="preserve"> ; </w:t>
       </w:r>
-      <w:hyperlink r:id="rId72">
-        <w:r>
-          <w:rPr>
-            <w:lang w:val="fr_FR" w:bidi="fr_FR"/>
-          </w:rPr>
-          <w:rPr>
-            <w:color w:val="0000EE"/>
-            <w:u w:val="single"/>
-          </w:rPr>
-          <w:t>13.19</w:t>
-        </w:r>
-      </w:hyperlink>
+      <w:r>
+        <w:rPr>
+          <w:lang w:val="fr_FR" w:bidi="fr_FR"/>
+        </w:rPr>
+        <w:t>13.19</w:t>
+      </w:r>
       <w:r>
         <w:rPr>
           <w:lang w:val="fr_FR" w:bidi="fr_FR"/>
         </w:rPr>
         <w:t xml:space="preserve"> ; </w:t>
       </w:r>
-      <w:hyperlink r:id="rId82">
-        <w:r>
-          <w:rPr>
-            <w:lang w:val="fr_FR" w:bidi="fr_FR"/>
-          </w:rPr>
-          <w:rPr>
-            <w:color w:val="0000EE"/>
-            <w:u w:val="single"/>
-          </w:rPr>
-          <w:t>16.23</w:t>
-        </w:r>
-      </w:hyperlink>
+      <w:r>
+        <w:rPr>
+          <w:lang w:val="fr_FR" w:bidi="fr_FR"/>
+        </w:rPr>
+        <w:t>16.23</w:t>
+      </w:r>
       <w:r>
         <w:rPr>
           <w:lang w:val="fr_FR" w:bidi="fr_FR"/>
         </w:rPr>
         <w:t xml:space="preserve"> ; </w:t>
       </w:r>
-      <w:hyperlink r:id="rId89">
-        <w:r>
-          <w:rPr>
-            <w:lang w:val="fr_FR" w:bidi="fr_FR"/>
-          </w:rPr>
-          <w:rPr>
-            <w:color w:val="0000EE"/>
-            <w:u w:val="single"/>
-          </w:rPr>
-          <w:t>Luc 10.17–20</w:t>
-        </w:r>
-      </w:hyperlink>
+      <w:r>
+        <w:rPr>
+          <w:lang w:val="fr_FR" w:bidi="fr_FR"/>
+        </w:rPr>
+        <w:t>Luc 10.17–20</w:t>
+      </w:r>
       <w:r>
         <w:rPr>
           <w:lang w:val="fr_FR" w:bidi="fr_FR"/>
         </w:rPr>
         <w:t xml:space="preserve"> ; </w:t>
       </w:r>
-      <w:hyperlink r:id="rId90">
-        <w:r>
-          <w:rPr>
-            <w:lang w:val="fr_FR" w:bidi="fr_FR"/>
-          </w:rPr>
-          <w:rPr>
-            <w:color w:val="0000EE"/>
-            <w:u w:val="single"/>
-          </w:rPr>
-          <w:t>13.16</w:t>
-        </w:r>
-      </w:hyperlink>
+      <w:r>
+        <w:rPr>
+          <w:lang w:val="fr_FR" w:bidi="fr_FR"/>
+        </w:rPr>
+        <w:t>13.16</w:t>
+      </w:r>
       <w:r>
         <w:rPr>
           <w:lang w:val="fr_FR" w:bidi="fr_FR"/>
         </w:rPr>
         <w:t xml:space="preserve"> ; </w:t>
       </w:r>
-      <w:hyperlink r:id="rId91">
-        <w:r>
-          <w:rPr>
-            <w:lang w:val="fr_FR" w:bidi="fr_FR"/>
-          </w:rPr>
-          <w:rPr>
-            <w:color w:val="0000EE"/>
-            <w:u w:val="single"/>
-          </w:rPr>
-          <w:t>22.3</w:t>
-        </w:r>
-      </w:hyperlink>
+      <w:r>
+        <w:rPr>
+          <w:lang w:val="fr_FR" w:bidi="fr_FR"/>
+        </w:rPr>
+        <w:t>22.3</w:t>
+      </w:r>
       <w:r>
         <w:rPr>
           <w:lang w:val="fr_FR" w:bidi="fr_FR"/>
         </w:rPr>
         <w:t xml:space="preserve">, </w:t>
       </w:r>
-      <w:hyperlink r:id="rId92">
-        <w:r>
-          <w:rPr>
-            <w:lang w:val="fr_FR" w:bidi="fr_FR"/>
-          </w:rPr>
-          <w:rPr>
-            <w:color w:val="0000EE"/>
-            <w:u w:val="single"/>
-          </w:rPr>
-          <w:t>31–32</w:t>
-        </w:r>
-      </w:hyperlink>
+      <w:r>
+        <w:rPr>
+          <w:lang w:val="fr_FR" w:bidi="fr_FR"/>
+        </w:rPr>
+        <w:t>31–32</w:t>
+      </w:r>
       <w:r>
         <w:rPr>
           <w:lang w:val="fr_FR" w:bidi="fr_FR"/>
         </w:rPr>
         <w:t xml:space="preserve"> ; </w:t>
       </w:r>
-      <w:hyperlink r:id="rId84">
-        <w:r>
-          <w:rPr>
-            <w:lang w:val="fr_FR" w:bidi="fr_FR"/>
-          </w:rPr>
-          <w:rPr>
-            <w:color w:val="0000EE"/>
-            <w:u w:val="single"/>
-          </w:rPr>
-          <w:t>Jean 12.31</w:t>
-        </w:r>
-      </w:hyperlink>
+      <w:r>
+        <w:rPr>
+          <w:lang w:val="fr_FR" w:bidi="fr_FR"/>
+        </w:rPr>
+        <w:t>Jean 12.31</w:t>
+      </w:r>
       <w:r>
         <w:rPr>
           <w:lang w:val="fr_FR" w:bidi="fr_FR"/>
         </w:rPr>
         <w:t xml:space="preserve"> ; </w:t>
       </w:r>
-      <w:hyperlink r:id="rId83">
-        <w:r>
-          <w:rPr>
-            <w:lang w:val="fr_FR" w:bidi="fr_FR"/>
-          </w:rPr>
-          <w:rPr>
-            <w:color w:val="0000EE"/>
-            <w:u w:val="single"/>
-          </w:rPr>
-          <w:t>13.27</w:t>
-        </w:r>
-      </w:hyperlink>
+      <w:r>
+        <w:rPr>
+          <w:lang w:val="fr_FR" w:bidi="fr_FR"/>
+        </w:rPr>
+        <w:t>13.27</w:t>
+      </w:r>
       <w:r>
         <w:rPr>
           <w:lang w:val="fr_FR" w:bidi="fr_FR"/>
         </w:rPr>
         <w:t xml:space="preserve"> ; </w:t>
       </w:r>
-      <w:hyperlink r:id="rId93">
-        <w:r>
-          <w:rPr>
-            <w:lang w:val="fr_FR" w:bidi="fr_FR"/>
-          </w:rPr>
-          <w:rPr>
-            <w:color w:val="0000EE"/>
-            <w:u w:val="single"/>
-          </w:rPr>
-          <w:t>Actes 5.3</w:t>
-        </w:r>
-      </w:hyperlink>
+      <w:r>
+        <w:rPr>
+          <w:lang w:val="fr_FR" w:bidi="fr_FR"/>
+        </w:rPr>
+        <w:t>Actes 5.3</w:t>
+      </w:r>
       <w:r>
         <w:rPr>
           <w:lang w:val="fr_FR" w:bidi="fr_FR"/>
         </w:rPr>
         <w:t xml:space="preserve"> ; </w:t>
       </w:r>
-      <w:hyperlink r:id="rId94">
-        <w:r>
-          <w:rPr>
-            <w:lang w:val="fr_FR" w:bidi="fr_FR"/>
-          </w:rPr>
-          <w:rPr>
-            <w:color w:val="0000EE"/>
-            <w:u w:val="single"/>
-          </w:rPr>
-          <w:t>26.17–18</w:t>
-        </w:r>
-      </w:hyperlink>
+      <w:r>
+        <w:rPr>
+          <w:lang w:val="fr_FR" w:bidi="fr_FR"/>
+        </w:rPr>
+        <w:t>26.17–18</w:t>
+      </w:r>
       <w:r>
         <w:rPr>
           <w:lang w:val="fr_FR" w:bidi="fr_FR"/>
         </w:rPr>
         <w:t xml:space="preserve"> ; </w:t>
       </w:r>
-      <w:hyperlink r:id="rId95">
-        <w:r>
-          <w:rPr>
-            <w:lang w:val="fr_FR" w:bidi="fr_FR"/>
-          </w:rPr>
-          <w:rPr>
-            <w:color w:val="0000EE"/>
-            <w:u w:val="single"/>
-          </w:rPr>
-          <w:t>2 Corinthiens 4.4</w:t>
-        </w:r>
-      </w:hyperlink>
+      <w:r>
+        <w:rPr>
+          <w:lang w:val="fr_FR" w:bidi="fr_FR"/>
+        </w:rPr>
+        <w:t>2 Corinthiens 4.4</w:t>
+      </w:r>
       <w:r>
         <w:rPr>
           <w:lang w:val="fr_FR" w:bidi="fr_FR"/>
         </w:rPr>
         <w:t xml:space="preserve"> ; </w:t>
       </w:r>
-      <w:hyperlink r:id="rId96">
-        <w:r>
-          <w:rPr>
-            <w:lang w:val="fr_FR" w:bidi="fr_FR"/>
-          </w:rPr>
-          <w:rPr>
-            <w:color w:val="0000EE"/>
-            <w:u w:val="single"/>
-          </w:rPr>
-          <w:t>11.13–14</w:t>
-        </w:r>
-      </w:hyperlink>
+      <w:r>
+        <w:rPr>
+          <w:lang w:val="fr_FR" w:bidi="fr_FR"/>
+        </w:rPr>
+        <w:t>11.13–14</w:t>
+      </w:r>
       <w:r>
         <w:rPr>
           <w:lang w:val="fr_FR" w:bidi="fr_FR"/>
         </w:rPr>
         <w:t xml:space="preserve"> ; </w:t>
       </w:r>
-      <w:hyperlink r:id="rId97">
-        <w:r>
-          <w:rPr>
-            <w:lang w:val="fr_FR" w:bidi="fr_FR"/>
-          </w:rPr>
-          <w:rPr>
-            <w:color w:val="0000EE"/>
-            <w:u w:val="single"/>
-          </w:rPr>
-          <w:t>1 Timothée 2.14</w:t>
-        </w:r>
-      </w:hyperlink>
+      <w:r>
+        <w:rPr>
+          <w:lang w:val="fr_FR" w:bidi="fr_FR"/>
+        </w:rPr>
+        <w:t>1 Timothée 2.14</w:t>
+      </w:r>
       <w:r>
         <w:rPr>
           <w:lang w:val="fr_FR" w:bidi="fr_FR"/>
         </w:rPr>
         <w:t xml:space="preserve"> ; </w:t>
       </w:r>
-      <w:hyperlink r:id="rId98">
-        <w:r>
-          <w:rPr>
-            <w:lang w:val="fr_FR" w:bidi="fr_FR"/>
-          </w:rPr>
-          <w:rPr>
-            <w:color w:val="0000EE"/>
-            <w:u w:val="single"/>
-          </w:rPr>
-          <w:t>5.15</w:t>
-        </w:r>
-      </w:hyperlink>
+      <w:r>
+        <w:rPr>
+          <w:lang w:val="fr_FR" w:bidi="fr_FR"/>
+        </w:rPr>
+        <w:t>5.15</w:t>
+      </w:r>
       <w:r>
         <w:rPr>
           <w:lang w:val="fr_FR" w:bidi="fr_FR"/>
         </w:rPr>
         <w:t xml:space="preserve"> ; </w:t>
       </w:r>
-      <w:hyperlink r:id="rId99">
-        <w:r>
-          <w:rPr>
-            <w:lang w:val="fr_FR" w:bidi="fr_FR"/>
-          </w:rPr>
-          <w:rPr>
-            <w:color w:val="0000EE"/>
-            <w:u w:val="single"/>
-          </w:rPr>
-          <w:t>Apocalypse 12.9</w:t>
-        </w:r>
-      </w:hyperlink>
+      <w:r>
+        <w:rPr>
+          <w:lang w:val="fr_FR" w:bidi="fr_FR"/>
+        </w:rPr>
+        <w:t>Apocalypse 12.9</w:t>
+      </w:r>
       <w:r>
         <w:rPr>
           <w:lang w:val="fr_FR" w:bidi="fr_FR"/>
         </w:rPr>
         <w:t xml:space="preserve"> ; </w:t>
       </w:r>
-      <w:hyperlink r:id="rId85">
-        <w:r>
-          <w:rPr>
-            <w:lang w:val="fr_FR" w:bidi="fr_FR"/>
-          </w:rPr>
-          <w:rPr>
-            <w:color w:val="0000EE"/>
-            <w:u w:val="single"/>
-          </w:rPr>
-          <w:t>20.1–10</w:t>
-        </w:r>
-      </w:hyperlink>
+      <w:r>
+        <w:rPr>
+          <w:lang w:val="fr_FR" w:bidi="fr_FR"/>
+        </w:rPr>
+        <w:t>20.1–10</w:t>
+      </w:r>
       <w:r>
         <w:rPr>
           <w:lang w:val="fr_FR" w:bidi="fr_FR"/>
